--- a/memo/findings_memo.docx
+++ b/memo/findings_memo.docx
@@ -1316,7 +1316,7 @@
           <w:b w:val="0"/>
           <w:i w:val="0"/>
         </w:rPr>
-        <w:t>The revenue is real, reconciles to the management accounts and is mostly recurring (88.5%). The concerns are about quality and trend: 2025 growth relies on one-off implementation billing and price increases, retention is weakening, and the largest customer is shrinking. These reduce what the business is worth, not whether the revenue exists, so they belong in the price and the structure.</w:t>
+        <w:t>The revenue is real, reconciles to the management accounts and is mostly recurring (88.5%). The concerns are about quality and trend: 2025 growth relies on one-off implementation billing and price increases, retention is weakening, and the largest customer is shrinking. These points bear on what the business is worth, so they belong in the price and the structure.</w:t>
       </w:r>
     </w:p>
     <w:p>

--- a/memo/findings_memo.docx
+++ b/memo/findings_memo.docx
@@ -142,7 +142,7 @@
           <w:b w:val="0"/>
           <w:i w:val="0"/>
         </w:rPr>
-        <w:t>NRR was 95.8%, 98.7% and 95.4% for 2023 to 2025 (89.2% in 2025 before price); GRR fell from 94.5% to 88.8% [4d]. There is no December 2021, so 2022 cannot be measured.</w:t>
+        <w:t>NRR was 95.8%, 98.7% and 95.4% for 2023 to 2025 (89.2% in 2025 before price); GRR fell from 94.5% to 88.8% [4d]. There is no December 2021, so 2022 cannot be measured. Both 2025 figures are below the SaaS Capital SMB benchmark medians, which use our definitions (NRR 98% to 103%, GRR 90% to 91%), and NRR before price is below every SMB median in three 2025 surveys (94% to 107%).[1]</w:t>
       </w:r>
     </w:p>
     <w:p>
@@ -1400,6 +1400,20 @@
           <w:i/>
           <w:sz w:val="14"/>
         </w:rPr>
+        <w:t>[1] Benchmarks: SaaS Capital, 2025 B2B SaaS Retention Benchmarks (Research Brief 32); High Alpha, 2025 SaaS Benchmarks Report; Benchmarkit, 2025 B2B SaaS Performance Metrics Benchmarks. Medians for US$ ACV bands under $50k. Definitions, ranges and caveats: docs/benchmarks.md.</w:t>
+      </w:r>
+    </w:p>
+    <w:p>
+      <w:pPr>
+        <w:spacing w:after="0" w:before="0"/>
+      </w:pPr>
+      <w:r>
+        <w:rPr>
+          <w:rFonts w:ascii="Arial" w:hAnsi="Arial"/>
+          <w:b w:val="0"/>
+          <w:i/>
+          <w:sz w:val="14"/>
+        </w:rPr>
         <w:t>Generated by memo/build_memo.py from outputs/tables/. Synthetic data. This is a self-directed simulation of buy-side financial due diligence on a fictional company, built for a portfolio. It is not client work and uses no real company's data.</w:t>
       </w:r>
     </w:p>
